--- a/Отчёт.docx
+++ b/Отчёт.docx
@@ -698,16 +698,16 @@
           <w:sz w:val="6"/>
         </w:rPr>
         <w:drawing>
-          <wp:anchor distT="0" distB="0" distL="0" distR="0" simplePos="0" relativeHeight="487587840" behindDoc="1" locked="0" layoutInCell="1" allowOverlap="1" wp14:anchorId="21E32ED2" wp14:editId="2387F732">
+          <wp:anchor distT="0" distB="0" distL="0" distR="0" simplePos="0" relativeHeight="487587840" behindDoc="1" locked="0" layoutInCell="1" allowOverlap="1" wp14:anchorId="21E32ED2" wp14:editId="6120C3B3">
             <wp:simplePos x="0" y="0"/>
             <wp:positionH relativeFrom="page">
-              <wp:posOffset>1466850</wp:posOffset>
+              <wp:posOffset>1683395</wp:posOffset>
             </wp:positionH>
             <wp:positionV relativeFrom="paragraph">
-              <wp:posOffset>60994</wp:posOffset>
+              <wp:posOffset>61595</wp:posOffset>
             </wp:positionV>
-            <wp:extent cx="5129346" cy="340042"/>
-            <wp:effectExtent l="0" t="0" r="0" b="0"/>
+            <wp:extent cx="4696255" cy="340042"/>
+            <wp:effectExtent l="0" t="0" r="0" b="3175"/>
             <wp:wrapTopAndBottom/>
             <wp:docPr id="1" name="Image 1"/>
             <wp:cNvGraphicFramePr>
@@ -721,7 +721,13 @@
                     <pic:cNvPicPr/>
                   </pic:nvPicPr>
                   <pic:blipFill>
-                    <a:blip r:embed="rId4" cstate="print"/>
+                    <a:blip r:embed="rId4">
+                      <a:extLst>
+                        <a:ext uri="{28A0092B-C50C-407E-A947-70E740481C1C}">
+                          <a14:useLocalDpi xmlns:a14="http://schemas.microsoft.com/office/drawing/2010/main" val="0"/>
+                        </a:ext>
+                      </a:extLst>
+                    </a:blip>
                     <a:stretch>
                       <a:fillRect/>
                     </a:stretch>
@@ -729,7 +735,7 @@
                   <pic:spPr>
                     <a:xfrm>
                       <a:off x="0" y="0"/>
-                      <a:ext cx="5129346" cy="340042"/>
+                      <a:ext cx="4696255" cy="340042"/>
                     </a:xfrm>
                     <a:prstGeom prst="rect">
                       <a:avLst/>
@@ -738,6 +744,9 @@
                 </pic:pic>
               </a:graphicData>
             </a:graphic>
+            <wp14:sizeRelH relativeFrom="margin">
+              <wp14:pctWidth>0</wp14:pctWidth>
+            </wp14:sizeRelH>
           </wp:anchor>
         </w:drawing>
       </w:r>
@@ -817,16 +826,16 @@
           <w:sz w:val="20"/>
         </w:rPr>
         <w:drawing>
-          <wp:anchor distT="0" distB="0" distL="0" distR="0" simplePos="0" relativeHeight="487588352" behindDoc="1" locked="0" layoutInCell="1" allowOverlap="1" wp14:anchorId="322308E4" wp14:editId="07BBFEFF">
+          <wp:anchor distT="0" distB="0" distL="0" distR="0" simplePos="0" relativeHeight="487588352" behindDoc="1" locked="0" layoutInCell="1" allowOverlap="1" wp14:anchorId="322308E4" wp14:editId="345B8E3F">
             <wp:simplePos x="0" y="0"/>
             <wp:positionH relativeFrom="page">
-              <wp:posOffset>1358900</wp:posOffset>
+              <wp:posOffset>2520950</wp:posOffset>
             </wp:positionH>
             <wp:positionV relativeFrom="paragraph">
-              <wp:posOffset>233680</wp:posOffset>
+              <wp:posOffset>236220</wp:posOffset>
             </wp:positionV>
-            <wp:extent cx="5467350" cy="2514600"/>
-            <wp:effectExtent l="0" t="0" r="0" b="0"/>
+            <wp:extent cx="3079750" cy="2686050"/>
+            <wp:effectExtent l="0" t="0" r="6350" b="0"/>
             <wp:wrapTopAndBottom/>
             <wp:docPr id="2" name="Image 2"/>
             <wp:cNvGraphicFramePr>
@@ -854,7 +863,7 @@
                   <pic:spPr>
                     <a:xfrm>
                       <a:off x="0" y="0"/>
-                      <a:ext cx="5467350" cy="2514600"/>
+                      <a:ext cx="3079750" cy="2686050"/>
                     </a:xfrm>
                     <a:prstGeom prst="rect">
                       <a:avLst/>
@@ -973,16 +982,16 @@
           <w:sz w:val="13"/>
         </w:rPr>
         <w:drawing>
-          <wp:anchor distT="0" distB="0" distL="0" distR="0" simplePos="0" relativeHeight="487588864" behindDoc="1" locked="0" layoutInCell="1" allowOverlap="1" wp14:anchorId="24035E6C" wp14:editId="150CB771">
+          <wp:anchor distT="0" distB="0" distL="0" distR="0" simplePos="0" relativeHeight="487588864" behindDoc="1" locked="0" layoutInCell="1" allowOverlap="1" wp14:anchorId="24035E6C" wp14:editId="484497F7">
             <wp:simplePos x="0" y="0"/>
             <wp:positionH relativeFrom="page">
-              <wp:posOffset>1204273</wp:posOffset>
+              <wp:posOffset>2266950</wp:posOffset>
             </wp:positionH>
             <wp:positionV relativeFrom="paragraph">
               <wp:posOffset>111125</wp:posOffset>
             </wp:positionV>
-            <wp:extent cx="6090412" cy="2616136"/>
-            <wp:effectExtent l="0" t="0" r="5715" b="0"/>
+            <wp:extent cx="3696970" cy="2615565"/>
+            <wp:effectExtent l="0" t="0" r="0" b="0"/>
             <wp:wrapTopAndBottom/>
             <wp:docPr id="3" name="Image 3"/>
             <wp:cNvGraphicFramePr>
@@ -1010,7 +1019,7 @@
                   <pic:spPr>
                     <a:xfrm>
                       <a:off x="0" y="0"/>
-                      <a:ext cx="6090412" cy="2616136"/>
+                      <a:ext cx="3696970" cy="2615565"/>
                     </a:xfrm>
                     <a:prstGeom prst="rect">
                       <a:avLst/>
@@ -1022,6 +1031,9 @@
             <wp14:sizeRelH relativeFrom="margin">
               <wp14:pctWidth>0</wp14:pctWidth>
             </wp14:sizeRelH>
+            <wp14:sizeRelV relativeFrom="margin">
+              <wp14:pctHeight>0</wp14:pctHeight>
+            </wp14:sizeRelV>
           </wp:anchor>
         </w:drawing>
       </w:r>
@@ -1116,8 +1128,8 @@
         </w:rPr>
         <w:lastRenderedPageBreak/>
         <w:drawing>
-          <wp:inline distT="0" distB="0" distL="0" distR="0" wp14:anchorId="256AA6B4" wp14:editId="33B3D298">
-            <wp:extent cx="7229676" cy="1378129"/>
+          <wp:inline distT="0" distB="0" distL="0" distR="0" wp14:anchorId="256AA6B4" wp14:editId="158E43D9">
+            <wp:extent cx="7207250" cy="2844800"/>
             <wp:effectExtent l="0" t="0" r="0" b="0"/>
             <wp:docPr id="4" name="Image 4"/>
             <wp:cNvGraphicFramePr>
@@ -1131,7 +1143,7 @@
                     <pic:cNvPicPr/>
                   </pic:nvPicPr>
                   <pic:blipFill>
-                    <a:blip r:embed="rId7">
+                    <a:blip r:embed="rId7" cstate="print">
                       <a:extLst>
                         <a:ext uri="{28A0092B-C50C-407E-A947-70E740481C1C}">
                           <a14:useLocalDpi xmlns:a14="http://schemas.microsoft.com/office/drawing/2010/main" val="0"/>
@@ -1145,7 +1157,7 @@
                   <pic:spPr>
                     <a:xfrm>
                       <a:off x="0" y="0"/>
-                      <a:ext cx="7229676" cy="1378129"/>
+                      <a:ext cx="7208210" cy="2845179"/>
                     </a:xfrm>
                     <a:prstGeom prst="rect">
                       <a:avLst/>
@@ -1236,16 +1248,16 @@
           <w:sz w:val="13"/>
         </w:rPr>
         <w:drawing>
-          <wp:anchor distT="0" distB="0" distL="0" distR="0" simplePos="0" relativeHeight="487589376" behindDoc="1" locked="0" layoutInCell="1" allowOverlap="1" wp14:anchorId="54445E7E" wp14:editId="0D9F9B72">
+          <wp:anchor distT="0" distB="0" distL="0" distR="0" simplePos="0" relativeHeight="487589376" behindDoc="1" locked="0" layoutInCell="1" allowOverlap="1" wp14:anchorId="54445E7E" wp14:editId="54B9DF19">
             <wp:simplePos x="0" y="0"/>
             <wp:positionH relativeFrom="page">
-              <wp:posOffset>1416050</wp:posOffset>
+              <wp:posOffset>1574335</wp:posOffset>
             </wp:positionH>
             <wp:positionV relativeFrom="paragraph">
               <wp:posOffset>116205</wp:posOffset>
             </wp:positionV>
-            <wp:extent cx="5422900" cy="2444750"/>
-            <wp:effectExtent l="0" t="0" r="6350" b="0"/>
+            <wp:extent cx="5106329" cy="2444750"/>
+            <wp:effectExtent l="0" t="0" r="0" b="0"/>
             <wp:wrapTopAndBottom/>
             <wp:docPr id="5" name="Image 5"/>
             <wp:cNvGraphicFramePr>
@@ -1273,7 +1285,7 @@
                   <pic:spPr>
                     <a:xfrm>
                       <a:off x="0" y="0"/>
-                      <a:ext cx="5422900" cy="2444750"/>
+                      <a:ext cx="5106329" cy="2444750"/>
                     </a:xfrm>
                     <a:prstGeom prst="rect">
                       <a:avLst/>
@@ -1379,15 +1391,15 @@
           <w:sz w:val="18"/>
         </w:rPr>
         <w:drawing>
-          <wp:anchor distT="0" distB="0" distL="0" distR="0" simplePos="0" relativeHeight="487589888" behindDoc="1" locked="0" layoutInCell="1" allowOverlap="1" wp14:anchorId="6F7E6158" wp14:editId="195E4AF2">
+          <wp:anchor distT="0" distB="0" distL="0" distR="0" simplePos="0" relativeHeight="487589888" behindDoc="1" locked="0" layoutInCell="1" allowOverlap="1" wp14:anchorId="6F7E6158" wp14:editId="425DC611">
             <wp:simplePos x="0" y="0"/>
             <wp:positionH relativeFrom="page">
-              <wp:posOffset>1111250</wp:posOffset>
+              <wp:posOffset>1202783</wp:posOffset>
             </wp:positionH>
             <wp:positionV relativeFrom="paragraph">
-              <wp:posOffset>167130</wp:posOffset>
+              <wp:posOffset>167005</wp:posOffset>
             </wp:positionV>
-            <wp:extent cx="5907527" cy="2555782"/>
+            <wp:extent cx="5724460" cy="2555782"/>
             <wp:effectExtent l="0" t="0" r="0" b="0"/>
             <wp:wrapTopAndBottom/>
             <wp:docPr id="6" name="Image 6"/>
@@ -1416,7 +1428,7 @@
                   <pic:spPr>
                     <a:xfrm>
                       <a:off x="0" y="0"/>
-                      <a:ext cx="5907527" cy="2555782"/>
+                      <a:ext cx="5724460" cy="2555782"/>
                     </a:xfrm>
                     <a:prstGeom prst="rect">
                       <a:avLst/>
@@ -1425,6 +1437,9 @@
                 </pic:pic>
               </a:graphicData>
             </a:graphic>
+            <wp14:sizeRelH relativeFrom="margin">
+              <wp14:pctWidth>0</wp14:pctWidth>
+            </wp14:sizeRelH>
             <wp14:sizeRelV relativeFrom="margin">
               <wp14:pctHeight>0</wp14:pctHeight>
             </wp14:sizeRelV>
@@ -1546,9 +1561,9 @@
         </w:rPr>
         <w:lastRenderedPageBreak/>
         <w:drawing>
-          <wp:inline distT="0" distB="0" distL="0" distR="0" wp14:anchorId="0B94197F" wp14:editId="39F72CFA">
-            <wp:extent cx="5634235" cy="2651759"/>
-            <wp:effectExtent l="0" t="0" r="5080" b="0"/>
+          <wp:inline distT="0" distB="0" distL="0" distR="0" wp14:anchorId="0B94197F" wp14:editId="2A64EA69">
+            <wp:extent cx="5634235" cy="2609666"/>
+            <wp:effectExtent l="0" t="0" r="5080" b="635"/>
             <wp:docPr id="7" name="Image 7"/>
             <wp:cNvGraphicFramePr>
               <a:graphicFrameLocks xmlns:a="http://schemas.openxmlformats.org/drawingml/2006/main"/>
@@ -1575,7 +1590,7 @@
                   <pic:spPr>
                     <a:xfrm>
                       <a:off x="0" y="0"/>
-                      <a:ext cx="5634235" cy="2651759"/>
+                      <a:ext cx="5634235" cy="2609666"/>
                     </a:xfrm>
                     <a:prstGeom prst="rect">
                       <a:avLst/>
@@ -1661,7 +1676,13 @@
         <w:rPr>
           <w:spacing w:val="-5"/>
         </w:rPr>
-        <w:t xml:space="preserve"> 11</w:t>
+        <w:t xml:space="preserve"> 1</w:t>
+      </w:r>
+      <w:r>
+        <w:rPr>
+          <w:spacing w:val="-5"/>
+        </w:rPr>
+        <w:t>5</w:t>
       </w:r>
     </w:p>
     <w:p>
@@ -1678,16 +1699,16 @@
           <w:sz w:val="20"/>
         </w:rPr>
         <w:drawing>
-          <wp:anchor distT="0" distB="0" distL="0" distR="0" simplePos="0" relativeHeight="487590400" behindDoc="1" locked="0" layoutInCell="1" allowOverlap="1" wp14:anchorId="409A03AA" wp14:editId="1B15CB3F">
+          <wp:anchor distT="0" distB="0" distL="0" distR="0" simplePos="0" relativeHeight="487590400" behindDoc="1" locked="0" layoutInCell="1" allowOverlap="1" wp14:anchorId="409A03AA" wp14:editId="68230298">
             <wp:simplePos x="0" y="0"/>
             <wp:positionH relativeFrom="page">
-              <wp:posOffset>1200150</wp:posOffset>
+              <wp:posOffset>1392968</wp:posOffset>
             </wp:positionH>
             <wp:positionV relativeFrom="paragraph">
-              <wp:posOffset>284029</wp:posOffset>
+              <wp:posOffset>286385</wp:posOffset>
             </wp:positionV>
-            <wp:extent cx="5668258" cy="2782709"/>
-            <wp:effectExtent l="0" t="0" r="8890" b="0"/>
+            <wp:extent cx="5282622" cy="2782709"/>
+            <wp:effectExtent l="0" t="0" r="0" b="0"/>
             <wp:wrapTopAndBottom/>
             <wp:docPr id="8" name="Image 8"/>
             <wp:cNvGraphicFramePr>
@@ -1715,7 +1736,7 @@
                   <pic:spPr>
                     <a:xfrm>
                       <a:off x="0" y="0"/>
-                      <a:ext cx="5668258" cy="2782709"/>
+                      <a:ext cx="5282622" cy="2782709"/>
                     </a:xfrm>
                     <a:prstGeom prst="rect">
                       <a:avLst/>
@@ -1724,6 +1745,9 @@
                 </pic:pic>
               </a:graphicData>
             </a:graphic>
+            <wp14:sizeRelH relativeFrom="margin">
+              <wp14:pctWidth>0</wp14:pctWidth>
+            </wp14:sizeRelH>
             <wp14:sizeRelV relativeFrom="margin">
               <wp14:pctHeight>0</wp14:pctHeight>
             </wp14:sizeRelV>
